--- a/Ответы заказчика — встреча 08.10.2026.docx
+++ b/Ответы заказчика — встреча 08.10.2026.docx
@@ -2,7 +2,7 @@
 <file path=word/document.xml><?xml version="1.0" encoding="utf-8"?>
 <w:document xmlns:w="http://schemas.openxmlformats.org/wordprocessingml/2006/main" xmlns:m="http://schemas.openxmlformats.org/officeDocument/2006/math" xmlns:r="http://schemas.openxmlformats.org/officeDocument/2006/relationships" xmlns:o="urn:schemas-microsoft-com:office:office" xmlns:v="urn:schemas-microsoft-com:vml" xmlns:w10="urn:schemas-microsoft-com:office:word" xmlns:a="http://schemas.openxmlformats.org/drawingml/2006/main" xmlns:pic="http://schemas.openxmlformats.org/drawingml/2006/picture" xmlns:wp="http://schemas.openxmlformats.org/drawingml/2006/wordprocessingDrawing">
   <w:body>
-    <w:bookmarkStart w:id="30" w:name="Xa0964776fa6e77367fa5fde23100eaa0de7d152"/>
+    <w:bookmarkStart w:id="31" w:name="Xa0964776fa6e77367fa5fde23100eaa0de7d152"/>
     <w:p>
       <w:pPr>
         <w:pStyle w:val="Heading1"/>
@@ -34,35 +34,7 @@
         <w:t xml:space="preserve"> </w:t>
       </w:r>
       <w:r>
-        <w:t xml:space="preserve">машинная расшифровка записи</w:t>
-      </w:r>
-      <w:r>
-        <w:t xml:space="preserve"> </w:t>
-      </w:r>
-      <w:r>
-        <w:rPr>
-          <w:rStyle w:val="VerbatimChar"/>
-        </w:rPr>
-        <w:t xml:space="preserve">2026-10-08 12-59-19</w:t>
-      </w:r>
-      <w:r>
-        <w:t xml:space="preserve">, длительность 20 мин 53 сек.</w:t>
-      </w:r>
-      <w:r>
-        <w:t xml:space="preserve"> </w:t>
-      </w:r>
-      <w:r>
-        <w:rPr>
-          <w:bCs/>
-          <w:b/>
-        </w:rPr>
-        <w:t xml:space="preserve">Расшифровка обрывается на 00:16:36</w:t>
-      </w:r>
-      <w:r>
-        <w:t xml:space="preserve"> </w:t>
-      </w:r>
-      <w:r>
-        <w:t xml:space="preserve">— последние около четырёх минут в файл не попали. Тайм-коды ниже — по этой записи.</w:t>
+        <w:t xml:space="preserve">машинная расшифровка записи встречи 08.10.2026, длительность 20 мин 53 сек, полная. Тайм-коды ниже — по этой записи. Расшифровка автоматическая, местами искажает слова; формулировки восстановлены по смыслу, прямые цитаты даны в кавычках. Нумерация спикеров в двух выгрузках расшифровки не совпадает, поэтому роли ниже к номерам не привязаны; имена участников не указываются.</w:t>
       </w:r>
     </w:p>
     <w:p>
@@ -70,17 +42,7 @@
         <w:pStyle w:val="BodyText"/>
       </w:pPr>
       <w:r>
-        <w:rPr>
-          <w:bCs/>
-          <w:b/>
-        </w:rPr>
-        <w:t xml:space="preserve">Участники по расшифровке:</w:t>
-      </w:r>
-      <w:r>
-        <w:t xml:space="preserve"> </w:t>
-      </w:r>
-      <w:r>
-        <w:t xml:space="preserve">Спикер 1 — аналитик (задаёт вопросы), Спикер 3 — заказчик (отвечает), Спикер 2 — посторонний разговор из параллельного созвона, к проекту не относится. Расшифровка автоматическая, местами искажает слова; формулировки ниже восстановлены по смыслу, прямые цитаты даны в кавычках.</w:t>
+        <w:t xml:space="preserve">В первой выгрузке расшифровка обрывалась на 00:16:36. Полная запись получена, раздел 3.4 первой редакции протокола закрыт — см. ответы 16–18.</w:t>
       </w:r>
     </w:p>
     <w:p>
@@ -1419,6 +1381,260 @@
               <w:jc w:val="left"/>
             </w:pPr>
             <w:r>
+              <w:t xml:space="preserve">16</w:t>
+            </w:r>
+          </w:p>
+        </w:tc>
+        <w:tc>
+          <w:tcPr/>
+          <w:p>
+            <w:pPr>
+              <w:pStyle w:val="Compact"/>
+              <w:jc w:val="left"/>
+            </w:pPr>
+            <w:r>
+              <w:t xml:space="preserve">00:16:36–00:20:44</w:t>
+            </w:r>
+          </w:p>
+        </w:tc>
+        <w:tc>
+          <w:tcPr/>
+          <w:p>
+            <w:pPr>
+              <w:pStyle w:val="Compact"/>
+              <w:jc w:val="left"/>
+            </w:pPr>
+            <w:r>
+              <w:t xml:space="preserve">Какой тариф выбирается, если у организации несколько действующих тарифов одного класса по разным договорам? Брать тариф договора с наибольшей суммой?</w:t>
+            </w:r>
+          </w:p>
+        </w:tc>
+        <w:tc>
+          <w:tcPr/>
+          <w:p>
+            <w:pPr>
+              <w:pStyle w:val="Compact"/>
+              <w:jc w:val="left"/>
+            </w:pPr>
+            <w:r>
+              <w:rPr>
+                <w:bCs/>
+                <w:b/>
+              </w:rPr>
+              <w:t xml:space="preserve">Нет. Тариф выбирает пользователь вручную при создании маршрута.</w:t>
+            </w:r>
+            <w:r>
+              <w:t xml:space="preserve"> </w:t>
+            </w:r>
+            <w:r>
+              <w:t xml:space="preserve">Сценарий: заводятся точки, задаются даты и промежуточное время, вызывается построение маршрута, затем расчёт; расчёт возвращает</w:t>
+            </w:r>
+            <w:r>
+              <w:t xml:space="preserve"> </w:t>
+            </w:r>
+            <w:r>
+              <w:rPr>
+                <w:bCs/>
+                <w:b/>
+              </w:rPr>
+              <w:t xml:space="preserve">все действующие на текущую дату и текущую локацию тарифы с ценами</w:t>
+            </w:r>
+            <w:r>
+              <w:t xml:space="preserve">, они показываются пользователю, и он выбирает. «Я бы здесь хотела, чтобы он вернул все виды, ну, классы, которые тарифы реализованы, даже если два тарифа — такси-эконом, но с ценами, с расчётами. Мы сами будем выбирать. Пользователь будет сам выбирать». На формулировку «тариф выбирается вручную при создании маршрута» — «Да».</w:t>
+            </w:r>
+          </w:p>
+        </w:tc>
+        <w:tc>
+          <w:tcPr/>
+          <w:p>
+            <w:pPr>
+              <w:pStyle w:val="Compact"/>
+              <w:jc w:val="left"/>
+            </w:pPr>
+            <w:r>
+              <w:t xml:space="preserve">Закрыт</w:t>
+            </w:r>
+          </w:p>
+        </w:tc>
+      </w:tr>
+      <w:tr>
+        <w:tc>
+          <w:tcPr/>
+          <w:p>
+            <w:pPr>
+              <w:pStyle w:val="Compact"/>
+              <w:jc w:val="left"/>
+            </w:pPr>
+            <w:r>
+              <w:t xml:space="preserve">17</w:t>
+            </w:r>
+          </w:p>
+        </w:tc>
+        <w:tc>
+          <w:tcPr/>
+          <w:p>
+            <w:pPr>
+              <w:pStyle w:val="Compact"/>
+              <w:jc w:val="left"/>
+            </w:pPr>
+            <w:r>
+              <w:t xml:space="preserve">00:18:14–00:18:43</w:t>
+            </w:r>
+          </w:p>
+        </w:tc>
+        <w:tc>
+          <w:tcPr/>
+          <w:p>
+            <w:pPr>
+              <w:pStyle w:val="Compact"/>
+              <w:jc w:val="left"/>
+            </w:pPr>
+            <w:r>
+              <w:t xml:space="preserve">Какие классы доступны при создании маршрута?</w:t>
+            </w:r>
+          </w:p>
+        </w:tc>
+        <w:tc>
+          <w:tcPr/>
+          <w:p>
+            <w:pPr>
+              <w:pStyle w:val="Compact"/>
+              <w:jc w:val="left"/>
+            </w:pPr>
+            <w:r>
+              <w:rPr>
+                <w:bCs/>
+                <w:b/>
+              </w:rPr>
+              <w:t xml:space="preserve">Только те, по которым у организации есть действующий тариф и договор</w:t>
+            </w:r>
+            <w:r>
+              <w:t xml:space="preserve"> </w:t>
+            </w:r>
+            <w:r>
+              <w:t xml:space="preserve">— «мне подтянутся только те, которые мне доступны сейчас, так же, как на клиенте». Если комфорт для организации не заведён, маршрут на комфорт создать нельзя: «у тебя нету действующего тарифа».</w:t>
+            </w:r>
+          </w:p>
+        </w:tc>
+        <w:tc>
+          <w:tcPr/>
+          <w:p>
+            <w:pPr>
+              <w:pStyle w:val="Compact"/>
+              <w:jc w:val="left"/>
+            </w:pPr>
+            <w:r>
+              <w:t xml:space="preserve">Закрыт</w:t>
+            </w:r>
+          </w:p>
+        </w:tc>
+      </w:tr>
+      <w:tr>
+        <w:tc>
+          <w:tcPr/>
+          <w:p>
+            <w:pPr>
+              <w:pStyle w:val="Compact"/>
+              <w:jc w:val="left"/>
+            </w:pPr>
+            <w:r>
+              <w:t xml:space="preserve">18</w:t>
+            </w:r>
+          </w:p>
+        </w:tc>
+        <w:tc>
+          <w:tcPr/>
+          <w:p>
+            <w:pPr>
+              <w:pStyle w:val="Compact"/>
+              <w:jc w:val="left"/>
+            </w:pPr>
+            <w:r>
+              <w:t xml:space="preserve">00:18:43–00:19:05</w:t>
+            </w:r>
+          </w:p>
+        </w:tc>
+        <w:tc>
+          <w:tcPr/>
+          <w:p>
+            <w:pPr>
+              <w:pStyle w:val="Compact"/>
+              <w:jc w:val="left"/>
+            </w:pPr>
+            <w:r>
+              <w:t xml:space="preserve">Что о тарифе хранится в записи маршрута?</w:t>
+            </w:r>
+          </w:p>
+        </w:tc>
+        <w:tc>
+          <w:tcPr/>
+          <w:p>
+            <w:pPr>
+              <w:pStyle w:val="Compact"/>
+              <w:jc w:val="left"/>
+            </w:pPr>
+            <w:r>
+              <w:rPr>
+                <w:bCs/>
+                <w:b/>
+              </w:rPr>
+              <w:t xml:space="preserve">И человекочитаемый номер тарифа, и его идентификатор:</w:t>
+            </w:r>
+            <w:r>
+              <w:t xml:space="preserve"> </w:t>
+            </w:r>
+            <w:r>
+              <w:t xml:space="preserve">«тариф обязательно там как основная часть — человекочитаемый номер, причём с ID-шника и ID-номер».</w:t>
+            </w:r>
+          </w:p>
+        </w:tc>
+        <w:tc>
+          <w:tcPr/>
+          <w:p>
+            <w:pPr>
+              <w:pStyle w:val="Compact"/>
+              <w:jc w:val="left"/>
+            </w:pPr>
+            <w:r>
+              <w:t xml:space="preserve">Закрыт,</w:t>
+            </w:r>
+            <w:r>
+              <w:t xml:space="preserve"> </w:t>
+            </w:r>
+            <w:r>
+              <w:rPr>
+                <w:bCs/>
+                <w:b/>
+              </w:rPr>
+              <w:t xml:space="preserve">требует правки модели T01.1</w:t>
+            </w:r>
+            <w:r>
+              <w:t xml:space="preserve"> </w:t>
+            </w:r>
+            <w:r>
+              <w:t xml:space="preserve">— сейчас предусмотрен только</w:t>
+            </w:r>
+            <w:r>
+              <w:t xml:space="preserve"> </w:t>
+            </w:r>
+            <w:r>
+              <w:rPr>
+                <w:rStyle w:val="VerbatimChar"/>
+              </w:rPr>
+              <w:t xml:space="preserve">tariff_id</w:t>
+            </w:r>
+          </w:p>
+        </w:tc>
+      </w:tr>
+      <w:tr>
+        <w:tc>
+          <w:tcPr/>
+          <w:p>
+            <w:pPr>
+              <w:pStyle w:val="Compact"/>
+              <w:jc w:val="left"/>
+            </w:pPr>
+            <w:r>
               <w:t xml:space="preserve">15</w:t>
             </w:r>
           </w:p>
@@ -2168,13 +2384,109 @@
       </w:r>
     </w:p>
     <w:bookmarkEnd w:id="24"/>
-    <w:bookmarkStart w:id="25" w:name="X096ac27a84ff6d1b05de6a9415813dabf8a12c6"/>
+    <w:bookmarkStart w:id="25" w:name="Xc0bdd5223626e617922fc1aa9265913b1860b53"/>
     <w:p>
       <w:pPr>
         <w:pStyle w:val="Heading3"/>
       </w:pPr>
       <w:r>
-        <w:t xml:space="preserve">3.4 Выбор тарифа при нескольких действующих тарифах одного класса</w:t>
+        <w:t xml:space="preserve">3.4 Выбор тарифа — закрыт полной записью</w:t>
+      </w:r>
+    </w:p>
+    <w:p>
+      <w:pPr>
+        <w:pStyle w:val="FirstParagraph"/>
+      </w:pPr>
+      <w:r>
+        <w:t xml:space="preserve">В первой редакции протокола вопрос был отмечен открытым из-за обрыва расшифровки. По полной записи ответ получен и зафиксирован в ответах 16–18: тариф договора с наибольшей суммой</w:t>
+      </w:r>
+      <w:r>
+        <w:t xml:space="preserve"> </w:t>
+      </w:r>
+      <w:r>
+        <w:rPr>
+          <w:bCs/>
+          <w:b/>
+        </w:rPr>
+        <w:t xml:space="preserve">не берётся</w:t>
+      </w:r>
+      <w:r>
+        <w:t xml:space="preserve">, выбор делает пользователь вручную из списка действующих тарифов, который возвращает расчёт.</w:t>
+      </w:r>
+    </w:p>
+    <w:p>
+      <w:pPr>
+        <w:pStyle w:val="BodyText"/>
+      </w:pPr>
+      <w:r>
+        <w:t xml:space="preserve">Дополнительный контекст: тарифы заключаются с клиентом, а не с исполнителем (00:16:14). Пример внешнего заказа — такси-VIP у сторонней компании, «по такси VIP это всё по договорам» (00:16:59).</w:t>
+      </w:r>
+    </w:p>
+    <w:p>
+      <w:pPr>
+        <w:pStyle w:val="BodyText"/>
+      </w:pPr>
+      <w:r>
+        <w:rPr>
+          <w:bCs/>
+          <w:b/>
+        </w:rPr>
+        <w:t xml:space="preserve">Следствие для T01.2.</w:t>
+      </w:r>
+      <w:r>
+        <w:t xml:space="preserve"> </w:t>
+      </w:r>
+      <w:r>
+        <w:t xml:space="preserve">Прежнее решение «тариф маршрута определяется сервером по параметрам (организация, регион первой точки, класс, ночной признак, активность)» в части</w:t>
+      </w:r>
+      <w:r>
+        <w:t xml:space="preserve"> </w:t>
+      </w:r>
+      <w:r>
+        <w:rPr>
+          <w:bCs/>
+          <w:b/>
+        </w:rPr>
+        <w:t xml:space="preserve">выбора</w:t>
+      </w:r>
+      <w:r>
+        <w:t xml:space="preserve"> </w:t>
+      </w:r>
+      <w:r>
+        <w:t xml:space="preserve">отменяется: сервер возвращает список, выбирает пользователь,</w:t>
+      </w:r>
+      <w:r>
+        <w:t xml:space="preserve"> </w:t>
+      </w:r>
+      <w:r>
+        <w:rPr>
+          <w:rStyle w:val="VerbatimChar"/>
+        </w:rPr>
+        <w:t xml:space="preserve">tariffId</w:t>
+      </w:r>
+      <w:r>
+        <w:t xml:space="preserve"> </w:t>
+      </w:r>
+      <w:r>
+        <w:t xml:space="preserve">приходит в запросе создания от клиента. Это снимает вопрос архитектору 1 (правило выбора при нескольких тарифах) и меняет вопрос архитектору 25: случайный выбор договора штатным расчётом на справочник больше не влияет, потому что выбор явный.</w:t>
+      </w:r>
+    </w:p>
+    <w:p>
+      <w:r>
+        <w:pict>
+          <v:rect style="width:0;height:1.5pt" o:hralign="center" o:hrstd="t" o:hr="t"/>
+        </w:pict>
+      </w:r>
+    </w:p>
+    <w:bookmarkEnd w:id="25"/>
+    <w:bookmarkEnd w:id="26"/>
+    <w:bookmarkStart w:id="27" w:name="Xa97bcf6fc7209e50296c10f216493c2944f9093"/>
+    <w:p>
+      <w:pPr>
+        <w:pStyle w:val="Heading2"/>
+      </w:pPr>
+      <w:r>
+        <w:t xml:space="preserve">4 Новое требование: реестры и монитор исполнения</w:t>
       </w:r>
     </w:p>
     <w:tbl>
@@ -2226,94 +2538,74 @@
               <w:jc w:val="left"/>
             </w:pPr>
             <w:r>
-              <w:t xml:space="preserve">00:15:49–00:16:14</w:t>
-            </w:r>
-          </w:p>
-        </w:tc>
-        <w:tc>
-          <w:tcPr/>
-          <w:p>
-            <w:pPr>
-              <w:pStyle w:val="Compact"/>
-              <w:jc w:val="left"/>
-            </w:pPr>
-            <w:r>
-              <w:t xml:space="preserve">Аналитик: у организации может быть несколько действующих тарифов одного класса</w:t>
-            </w:r>
-          </w:p>
-        </w:tc>
-      </w:tr>
-      <w:tr>
-        <w:tc>
-          <w:tcPr/>
-          <w:p>
-            <w:pPr>
-              <w:pStyle w:val="Compact"/>
-              <w:jc w:val="left"/>
-            </w:pPr>
-            <w:r>
-              <w:t xml:space="preserve">00:16:14</w:t>
-            </w:r>
-          </w:p>
-        </w:tc>
-        <w:tc>
-          <w:tcPr/>
-          <w:p>
-            <w:pPr>
-              <w:pStyle w:val="Compact"/>
-              <w:jc w:val="left"/>
-            </w:pPr>
-            <w:r>
-              <w:t xml:space="preserve">Заказчик: «Ты же как организация создаёшь</w:t>
-            </w:r>
-            <w:r>
-              <w:t xml:space="preserve"> </w:t>
-            </w:r>
-            <w:r>
-              <w:rPr>
-                <w:bCs/>
-                <w:b/>
-              </w:rPr>
-              <w:t xml:space="preserve">тарифы с клиентом, а не с исполнителем</w:t>
-            </w:r>
-            <w:r>
-              <w:t xml:space="preserve">» — то есть тарифы заключаются с клиентом</w:t>
-            </w:r>
-          </w:p>
-        </w:tc>
-      </w:tr>
-      <w:tr>
-        <w:tc>
-          <w:tcPr/>
-          <w:p>
-            <w:pPr>
-              <w:pStyle w:val="Compact"/>
-              <w:jc w:val="left"/>
-            </w:pPr>
-            <w:r>
-              <w:t xml:space="preserve">00:16:36</w:t>
-            </w:r>
-          </w:p>
-        </w:tc>
-        <w:tc>
-          <w:tcPr/>
-          <w:p>
-            <w:pPr>
-              <w:pStyle w:val="Compact"/>
-              <w:jc w:val="left"/>
-            </w:pPr>
-            <w:r>
-              <w:t xml:space="preserve">Аналитик: «какой мы тариф выбираем? Сейчас при выборе он выбирает по контракту, тариф договора с наибольшей суммой, тариф выбирается вручную» —</w:t>
-            </w:r>
-            <w:r>
-              <w:t xml:space="preserve"> </w:t>
-            </w:r>
-            <w:r>
-              <w:rPr>
-                <w:bCs/>
-                <w:b/>
-              </w:rPr>
-              <w:t xml:space="preserve">на этом расшифровка обрывается</w:t>
+              <w:t xml:space="preserve">00:11:53–00:12:35</w:t>
+            </w:r>
+          </w:p>
+        </w:tc>
+        <w:tc>
+          <w:tcPr/>
+          <w:p>
+            <w:pPr>
+              <w:pStyle w:val="Compact"/>
+              <w:jc w:val="left"/>
+            </w:pPr>
+            <w:r>
+              <w:t xml:space="preserve">«В реестрах мы в старых сохраняем заявки…</w:t>
+            </w:r>
+            <w:r>
+              <w:t xml:space="preserve"> </w:t>
+            </w:r>
+            <w:r>
+              <w:rPr>
+                <w:bCs/>
+                <w:b/>
+              </w:rPr>
+              <w:t xml:space="preserve">во всех реквестах — и по такси, и по трансферу</w:t>
+            </w:r>
+            <w:r>
+              <w:t xml:space="preserve">, и</w:t>
+            </w:r>
+            <w:r>
+              <w:t xml:space="preserve"> </w:t>
+            </w:r>
+            <w:r>
+              <w:rPr>
+                <w:bCs/>
+                <w:b/>
+              </w:rPr>
+              <w:t xml:space="preserve">репортсы</w:t>
+            </w:r>
+            <w:r>
+              <w:t xml:space="preserve">, и в</w:t>
+            </w:r>
+            <w:r>
+              <w:t xml:space="preserve"> </w:t>
+            </w:r>
+            <w:r>
+              <w:rPr>
+                <w:bCs/>
+                <w:b/>
+              </w:rPr>
+              <w:t xml:space="preserve">мониторе исполнения в АТО-сервисе</w:t>
+            </w:r>
+            <w:r>
+              <w:t xml:space="preserve"> </w:t>
+            </w:r>
+            <w:r>
+              <w:t xml:space="preserve">мы тоже добавляем</w:t>
+            </w:r>
+            <w:r>
+              <w:t xml:space="preserve"> </w:t>
+            </w:r>
+            <w:r>
+              <w:rPr>
+                <w:bCs/>
+                <w:b/>
+              </w:rPr>
+              <w:t xml:space="preserve">эти номера избранных маршрутов, плановую стоимость и фактическую, и рекомендуемую цену, и расчётную</w:t>
+            </w:r>
+            <w:r>
+              <w:t xml:space="preserve">»</w:t>
             </w:r>
           </w:p>
         </w:tc>
@@ -2324,7 +2616,77 @@
         <w:pStyle w:val="BodyText"/>
       </w:pPr>
       <w:r>
-        <w:t xml:space="preserve">Ответ не зафиксирован: запись прерывается в середине обсуждения. Вопрос остаётся открытым (вопрос архитектору 1, вопрос заказчику 14).</w:t>
+        <w:t xml:space="preserve">Требование шире того, что зафиксировано в БТ и в дорожной карте. В БТ (раздел 11) описана только колонка «Поездка по маршруту» с названием маршрута; здесь названы</w:t>
+      </w:r>
+      <w:r>
+        <w:t xml:space="preserve"> </w:t>
+      </w:r>
+      <w:r>
+        <w:rPr>
+          <w:bCs/>
+          <w:b/>
+        </w:rPr>
+        <w:t xml:space="preserve">четыре значения</w:t>
+      </w:r>
+      <w:r>
+        <w:t xml:space="preserve"> </w:t>
+      </w:r>
+      <w:r>
+        <w:t xml:space="preserve">(номер маршрута, плановая стоимость, фактическая стоимость, рекомендуемая и расчётная цена) и</w:t>
+      </w:r>
+      <w:r>
+        <w:t xml:space="preserve"> </w:t>
+      </w:r>
+      <w:r>
+        <w:rPr>
+          <w:bCs/>
+          <w:b/>
+        </w:rPr>
+        <w:t xml:space="preserve">три приёмника</w:t>
+      </w:r>
+      <w:r>
+        <w:t xml:space="preserve">: сервис заявок (такси и трансфер), сервис отчётности и</w:t>
+      </w:r>
+      <w:r>
+        <w:t xml:space="preserve"> </w:t>
+      </w:r>
+      <w:r>
+        <w:rPr>
+          <w:bCs/>
+          <w:b/>
+        </w:rPr>
+        <w:t xml:space="preserve">монитор исполнения в АТО-сервисе</w:t>
+      </w:r>
+      <w:r>
+        <w:t xml:space="preserve">. Монитор исполнения в декомпозиции EPIC TRANSPORT-45584 не упоминался ни разу.</w:t>
+      </w:r>
+    </w:p>
+    <w:p>
+      <w:pPr>
+        <w:pStyle w:val="BodyText"/>
+      </w:pPr>
+      <w:r>
+        <w:rPr>
+          <w:bCs/>
+          <w:b/>
+        </w:rPr>
+        <w:t xml:space="preserve">Решение по итогам разбора: требование не входит в MVP</w:t>
+      </w:r>
+      <w:r>
+        <w:t xml:space="preserve">, поскольку в скоупе БТ оно не указано. Относится к T04.1, T05.1 и T05.2, а не к T01.2. Для T01.2 остаётся одно следствие:</w:t>
+      </w:r>
+      <w:r>
+        <w:t xml:space="preserve"> </w:t>
+      </w:r>
+      <w:r>
+        <w:rPr>
+          <w:bCs/>
+          <w:b/>
+        </w:rPr>
+        <w:t xml:space="preserve">рекомендуемая цена сохраняется в записи справочника</w:t>
+      </w:r>
+      <w:r>
+        <w:t xml:space="preserve">, потому что она нужна в выгрузках (ответ 13).</w:t>
       </w:r>
     </w:p>
     <w:p>
@@ -2334,15 +2696,14 @@
         </w:pict>
       </w:r>
     </w:p>
-    <w:bookmarkEnd w:id="25"/>
-    <w:bookmarkEnd w:id="26"/>
-    <w:bookmarkStart w:id="27" w:name="Xa97bcf6fc7209e50296c10f216493c2944f9093"/>
+    <w:bookmarkEnd w:id="27"/>
+    <w:bookmarkStart w:id="28" w:name="X5032b3fef59814f3ba036441af70b5153a6768c"/>
     <w:p>
       <w:pPr>
         <w:pStyle w:val="Heading2"/>
       </w:pPr>
       <w:r>
-        <w:t xml:space="preserve">4 Новое требование: реестры и монитор исполнения</w:t>
+        <w:t xml:space="preserve">5 Что меняется в документах проекта</w:t>
       </w:r>
     </w:p>
     <w:tbl>
@@ -2368,176 +2729,281 @@
               <w:jc w:val="left"/>
             </w:pPr>
             <w:r>
-              <w:t xml:space="preserve">Тайм-код</w:t>
-            </w:r>
-          </w:p>
-        </w:tc>
-        <w:tc>
-          <w:tcPr/>
-          <w:p>
-            <w:pPr>
-              <w:pStyle w:val="Compact"/>
-              <w:jc w:val="left"/>
-            </w:pPr>
-            <w:r>
-              <w:t xml:space="preserve">Что сказано</w:t>
-            </w:r>
-          </w:p>
-        </w:tc>
-      </w:tr>
-      <w:tr>
-        <w:tc>
-          <w:tcPr/>
-          <w:p>
-            <w:pPr>
-              <w:pStyle w:val="Compact"/>
-              <w:jc w:val="left"/>
-            </w:pPr>
-            <w:r>
-              <w:t xml:space="preserve">00:11:53–00:12:35</w:t>
-            </w:r>
-          </w:p>
-        </w:tc>
-        <w:tc>
-          <w:tcPr/>
-          <w:p>
-            <w:pPr>
-              <w:pStyle w:val="Compact"/>
-              <w:jc w:val="left"/>
-            </w:pPr>
-            <w:r>
-              <w:t xml:space="preserve">«В реестрах мы в старых сохраняем заявки…</w:t>
-            </w:r>
-            <w:r>
-              <w:t xml:space="preserve"> </w:t>
-            </w:r>
-            <w:r>
-              <w:rPr>
-                <w:bCs/>
-                <w:b/>
-              </w:rPr>
-              <w:t xml:space="preserve">во всех реквестах — и по такси, и по трансферу</w:t>
-            </w:r>
-            <w:r>
-              <w:t xml:space="preserve">, и</w:t>
-            </w:r>
-            <w:r>
-              <w:t xml:space="preserve"> </w:t>
-            </w:r>
-            <w:r>
-              <w:rPr>
-                <w:bCs/>
-                <w:b/>
-              </w:rPr>
-              <w:t xml:space="preserve">репортсы</w:t>
-            </w:r>
-            <w:r>
-              <w:t xml:space="preserve">, и в</w:t>
-            </w:r>
-            <w:r>
-              <w:t xml:space="preserve"> </w:t>
-            </w:r>
-            <w:r>
-              <w:rPr>
-                <w:bCs/>
-                <w:b/>
-              </w:rPr>
-              <w:t xml:space="preserve">мониторе исполнения в АТО-сервисе</w:t>
-            </w:r>
-            <w:r>
-              <w:t xml:space="preserve"> </w:t>
-            </w:r>
-            <w:r>
-              <w:t xml:space="preserve">мы тоже добавляем</w:t>
-            </w:r>
-            <w:r>
-              <w:t xml:space="preserve"> </w:t>
-            </w:r>
-            <w:r>
-              <w:rPr>
-                <w:bCs/>
-                <w:b/>
-              </w:rPr>
-              <w:t xml:space="preserve">эти номера избранных маршрутов, плановую стоимость и фактическую, и рекомендуемую цену, и расчётную</w:t>
-            </w:r>
-            <w:r>
-              <w:t xml:space="preserve">»</w:t>
+              <w:t xml:space="preserve">Документ</w:t>
+            </w:r>
+          </w:p>
+        </w:tc>
+        <w:tc>
+          <w:tcPr/>
+          <w:p>
+            <w:pPr>
+              <w:pStyle w:val="Compact"/>
+              <w:jc w:val="left"/>
+            </w:pPr>
+            <w:r>
+              <w:t xml:space="preserve">Что меняется</w:t>
+            </w:r>
+          </w:p>
+        </w:tc>
+      </w:tr>
+      <w:tr>
+        <w:tc>
+          <w:tcPr/>
+          <w:p>
+            <w:pPr>
+              <w:pStyle w:val="Compact"/>
+              <w:jc w:val="left"/>
+            </w:pPr>
+            <w:r>
+              <w:t xml:space="preserve">T01.2, API справочника</w:t>
+            </w:r>
+          </w:p>
+        </w:tc>
+        <w:tc>
+          <w:tcPr/>
+          <w:p>
+            <w:pPr>
+              <w:pStyle w:val="Compact"/>
+              <w:jc w:val="left"/>
+            </w:pPr>
+            <w:r>
+              <w:t xml:space="preserve">Внесено в редакции v0.8:</w:t>
+            </w:r>
+            <w:r>
+              <w:t xml:space="preserve"> </w:t>
+            </w:r>
+            <w:r>
+              <w:rPr>
+                <w:bCs/>
+                <w:b/>
+              </w:rPr>
+              <w:t xml:space="preserve">тариф и класс выбирает пользователь</w:t>
+            </w:r>
+            <w:r>
+              <w:t xml:space="preserve">,</w:t>
+            </w:r>
+            <w:r>
+              <w:t xml:space="preserve"> </w:t>
+            </w:r>
+            <w:r>
+              <w:rPr>
+                <w:rStyle w:val="VerbatimChar"/>
+              </w:rPr>
+              <w:t xml:space="preserve">tariffId</w:t>
+            </w:r>
+            <w:r>
+              <w:t xml:space="preserve"> </w:t>
+            </w:r>
+            <w:r>
+              <w:t xml:space="preserve">приходит в запросе создания; предварительный расчёт возвращает</w:t>
+            </w:r>
+            <w:r>
+              <w:t xml:space="preserve"> </w:t>
+            </w:r>
+            <w:r>
+              <w:rPr>
+                <w:bCs/>
+                <w:b/>
+              </w:rPr>
+              <w:t xml:space="preserve">список</w:t>
+            </w:r>
+            <w:r>
+              <w:t xml:space="preserve"> </w:t>
+            </w:r>
+            <w:r>
+              <w:t xml:space="preserve">доступных тарифов с ценами; ожидание необязательно, без максимума, целые минуты; критерий дубля и ответ при дубле с номером существующего маршрута; состав фильтров списка;</w:t>
+            </w:r>
+            <w:r>
+              <w:t xml:space="preserve"> </w:t>
+            </w:r>
+            <w:r>
+              <w:rPr>
+                <w:bCs/>
+                <w:b/>
+              </w:rPr>
+              <w:t xml:space="preserve">точка может задаваться координатами вручную</w:t>
+            </w:r>
+            <w:r>
+              <w:t xml:space="preserve"> </w:t>
+            </w:r>
+            <w:r>
+              <w:t xml:space="preserve">— обязательны только координаты, как в обыкновенной заявке; рекомендуемая цена считается на будний день и фиксируется при создании; требование по реестрам и монитору исполнения отмечено как вне MVP</w:t>
+            </w:r>
+          </w:p>
+        </w:tc>
+      </w:tr>
+      <w:tr>
+        <w:tc>
+          <w:tcPr/>
+          <w:p>
+            <w:pPr>
+              <w:pStyle w:val="Compact"/>
+              <w:jc w:val="left"/>
+            </w:pPr>
+            <w:r>
+              <w:t xml:space="preserve">T01.1, модель данных</w:t>
+            </w:r>
+          </w:p>
+        </w:tc>
+        <w:tc>
+          <w:tcPr/>
+          <w:p>
+            <w:pPr>
+              <w:pStyle w:val="Compact"/>
+              <w:jc w:val="left"/>
+            </w:pPr>
+            <w:r>
+              <w:t xml:space="preserve">Хранить</w:t>
+            </w:r>
+            <w:r>
+              <w:t xml:space="preserve"> </w:t>
+            </w:r>
+            <w:r>
+              <w:rPr>
+                <w:bCs/>
+                <w:b/>
+              </w:rPr>
+              <w:t xml:space="preserve">и человекочитаемый номер тарифа, и его идентификатор</w:t>
+            </w:r>
+            <w:r>
+              <w:t xml:space="preserve"> </w:t>
+            </w:r>
+            <w:r>
+              <w:t xml:space="preserve">(ответ 18) — сейчас предусмотрен только</w:t>
+            </w:r>
+            <w:r>
+              <w:t xml:space="preserve"> </w:t>
+            </w:r>
+            <w:r>
+              <w:rPr>
+                <w:rStyle w:val="VerbatimChar"/>
+              </w:rPr>
+              <w:t xml:space="preserve">tariff_id</w:t>
+            </w:r>
+            <w:r>
+              <w:t xml:space="preserve">. Проверить состав обязательных полей точки при ручном вводе координат. Ограничение на ожидание менять не нужно</w:t>
+            </w:r>
+          </w:p>
+        </w:tc>
+      </w:tr>
+      <w:tr>
+        <w:tc>
+          <w:tcPr/>
+          <w:p>
+            <w:pPr>
+              <w:pStyle w:val="Compact"/>
+              <w:jc w:val="left"/>
+            </w:pPr>
+            <w:r>
+              <w:t xml:space="preserve">Вопросы заказчику по T01.2</w:t>
+            </w:r>
+          </w:p>
+        </w:tc>
+        <w:tc>
+          <w:tcPr/>
+          <w:p>
+            <w:pPr>
+              <w:pStyle w:val="Compact"/>
+              <w:jc w:val="left"/>
+            </w:pPr>
+            <w:r>
+              <w:t xml:space="preserve">Не правились по указанию аналитика. К закрытию готовы вопросы 7, 9, 10 и 16; вопрос 12 остаётся открытым</w:t>
+            </w:r>
+          </w:p>
+        </w:tc>
+      </w:tr>
+      <w:tr>
+        <w:tc>
+          <w:tcPr/>
+          <w:p>
+            <w:pPr>
+              <w:pStyle w:val="Compact"/>
+              <w:jc w:val="left"/>
+            </w:pPr>
+            <w:r>
+              <w:t xml:space="preserve">Вопросы заказчику по T01.1</w:t>
+            </w:r>
+          </w:p>
+        </w:tc>
+        <w:tc>
+          <w:tcPr/>
+          <w:p>
+            <w:pPr>
+              <w:pStyle w:val="Compact"/>
+              <w:jc w:val="left"/>
+            </w:pPr>
+            <w:r>
+              <w:t xml:space="preserve">Не правились. К закрытию готовы вопросы 3, 4, 5 и 6; вопрос 1 остаётся открытым</w:t>
+            </w:r>
+          </w:p>
+        </w:tc>
+      </w:tr>
+      <w:tr>
+        <w:tc>
+          <w:tcPr/>
+          <w:p>
+            <w:pPr>
+              <w:pStyle w:val="Compact"/>
+              <w:jc w:val="left"/>
+            </w:pPr>
+            <w:r>
+              <w:t xml:space="preserve">Вопросы архитектору по T01.2</w:t>
+            </w:r>
+          </w:p>
+        </w:tc>
+        <w:tc>
+          <w:tcPr/>
+          <w:p>
+            <w:pPr>
+              <w:pStyle w:val="Compact"/>
+              <w:jc w:val="left"/>
+            </w:pPr>
+            <w:r>
+              <w:t xml:space="preserve">Не правились. Вопрос 1 части 1 (выбор тарифа при нескольких) закрывается ответом 16; вопрос 25 требует переформулировки</w:t>
+            </w:r>
+          </w:p>
+        </w:tc>
+      </w:tr>
+      <w:tr>
+        <w:tc>
+          <w:tcPr/>
+          <w:p>
+            <w:pPr>
+              <w:pStyle w:val="Compact"/>
+              <w:jc w:val="left"/>
+            </w:pPr>
+            <w:r>
+              <w:t xml:space="preserve">БТ</w:t>
+            </w:r>
+          </w:p>
+        </w:tc>
+        <w:tc>
+          <w:tcPr/>
+          <w:p>
+            <w:pPr>
+              <w:pStyle w:val="Compact"/>
+              <w:jc w:val="left"/>
+            </w:pPr>
+            <w:r>
+              <w:t xml:space="preserve">Раздел 11 правок</w:t>
+            </w:r>
+            <w:r>
+              <w:t xml:space="preserve"> </w:t>
+            </w:r>
+            <w:r>
+              <w:rPr>
+                <w:bCs/>
+                <w:b/>
+              </w:rPr>
+              <w:t xml:space="preserve">не требует</w:t>
+            </w:r>
+            <w:r>
+              <w:t xml:space="preserve">: расширение реестров и монитор исполнения вынесены за MVP</w:t>
             </w:r>
           </w:p>
         </w:tc>
       </w:tr>
     </w:tbl>
-    <w:p>
-      <w:pPr>
-        <w:pStyle w:val="BodyText"/>
-      </w:pPr>
-      <w:r>
-        <w:t xml:space="preserve">Требование шире того, что зафиксировано в БТ и в дорожной карте. В БТ (раздел 11) описана только колонка «Поездка по маршруту» с названием маршрута; здесь названы</w:t>
-      </w:r>
-      <w:r>
-        <w:t xml:space="preserve"> </w:t>
-      </w:r>
-      <w:r>
-        <w:rPr>
-          <w:bCs/>
-          <w:b/>
-        </w:rPr>
-        <w:t xml:space="preserve">четыре значения</w:t>
-      </w:r>
-      <w:r>
-        <w:t xml:space="preserve"> </w:t>
-      </w:r>
-      <w:r>
-        <w:t xml:space="preserve">(номер маршрута, плановая стоимость, фактическая стоимость, рекомендуемая и расчётная цена) и</w:t>
-      </w:r>
-      <w:r>
-        <w:t xml:space="preserve"> </w:t>
-      </w:r>
-      <w:r>
-        <w:rPr>
-          <w:bCs/>
-          <w:b/>
-        </w:rPr>
-        <w:t xml:space="preserve">три приёмника</w:t>
-      </w:r>
-      <w:r>
-        <w:t xml:space="preserve">: сервис заявок (такси и трансфер), сервис отчётности и</w:t>
-      </w:r>
-      <w:r>
-        <w:t xml:space="preserve"> </w:t>
-      </w:r>
-      <w:r>
-        <w:rPr>
-          <w:bCs/>
-          <w:b/>
-        </w:rPr>
-        <w:t xml:space="preserve">монитор исполнения в АТО-сервисе</w:t>
-      </w:r>
-      <w:r>
-        <w:t xml:space="preserve">. Монитор исполнения в декомпозиции EPIC TRANSPORT-45584 не упоминался ни разу.</w:t>
-      </w:r>
-    </w:p>
-    <w:p>
-      <w:pPr>
-        <w:pStyle w:val="BodyText"/>
-      </w:pPr>
-      <w:r>
-        <w:t xml:space="preserve">Относится к T04.1, T05.1 и T05.2, а не к T01.2. Для T01.2 важно одно следствие:</w:t>
-      </w:r>
-      <w:r>
-        <w:t xml:space="preserve"> </w:t>
-      </w:r>
-      <w:r>
-        <w:rPr>
-          <w:bCs/>
-          <w:b/>
-        </w:rPr>
-        <w:t xml:space="preserve">рекомендуемая цена обязана сохраняться в записи справочника</w:t>
-      </w:r>
-      <w:r>
-        <w:t xml:space="preserve">, потому что она нужна в выгрузках (ответ 13).</w:t>
-      </w:r>
-    </w:p>
     <w:p>
       <w:r>
         <w:pict>
@@ -2545,14 +3011,22 @@
         </w:pict>
       </w:r>
     </w:p>
-    <w:bookmarkEnd w:id="27"/>
-    <w:bookmarkStart w:id="28" w:name="X5032b3fef59814f3ba036441af70b5153a6768c"/>
+    <w:bookmarkEnd w:id="28"/>
+    <w:bookmarkStart w:id="29" w:name="X6d6bbbfdc07b9158135011fa3caf485cc71800b"/>
     <w:p>
       <w:pPr>
         <w:pStyle w:val="Heading2"/>
       </w:pPr>
       <w:r>
-        <w:t xml:space="preserve">5 Что меняется в документах проекта</w:t>
+        <w:t xml:space="preserve">6 Решения, принятые по итогам разбора встречи</w:t>
+      </w:r>
+    </w:p>
+    <w:p>
+      <w:pPr>
+        <w:pStyle w:val="FirstParagraph"/>
+      </w:pPr>
+      <w:r>
+        <w:t xml:space="preserve">Приняты аналитиком и заказчиком после разбора записи; в документы внесены в редакции T01.2 v0.8.</w:t>
       </w:r>
     </w:p>
     <w:tbl>
@@ -2578,126 +3052,182 @@
               <w:jc w:val="left"/>
             </w:pPr>
             <w:r>
-              <w:t xml:space="preserve">Документ</w:t>
-            </w:r>
-          </w:p>
-        </w:tc>
-        <w:tc>
-          <w:tcPr/>
-          <w:p>
-            <w:pPr>
-              <w:pStyle w:val="Compact"/>
-              <w:jc w:val="left"/>
-            </w:pPr>
-            <w:r>
-              <w:t xml:space="preserve">Что меняется</w:t>
-            </w:r>
-          </w:p>
-        </w:tc>
-      </w:tr>
-      <w:tr>
-        <w:tc>
-          <w:tcPr/>
-          <w:p>
-            <w:pPr>
-              <w:pStyle w:val="Compact"/>
-              <w:jc w:val="left"/>
-            </w:pPr>
-            <w:r>
-              <w:t xml:space="preserve">Вопросы заказчику по T01.2</w:t>
-            </w:r>
-          </w:p>
-        </w:tc>
-        <w:tc>
-          <w:tcPr/>
-          <w:p>
-            <w:pPr>
-              <w:pStyle w:val="Compact"/>
-              <w:jc w:val="left"/>
-            </w:pPr>
-            <w:r>
-              <w:t xml:space="preserve">Закрываются вопросы 7 (действие при дубле — с дополнением про номер и переход к редактированию), 8 (часовой пояс — не затрагивался; закрывается только состав дубля), 9 (фильтры: вид транспорта, класс, ночной признак, признак активности), 10 (истёкший тариф — скрыт при заказе, виден управляющему), 12 (режимы — предварительно все, требует подтверждения), 16 (коэффициенты — ответ не получен, переформулировать)</w:t>
-            </w:r>
-          </w:p>
-        </w:tc>
-      </w:tr>
-      <w:tr>
-        <w:tc>
-          <w:tcPr/>
-          <w:p>
-            <w:pPr>
-              <w:pStyle w:val="Compact"/>
-              <w:jc w:val="left"/>
-            </w:pPr>
-            <w:r>
-              <w:t xml:space="preserve">Вопросы заказчику по T01.1</w:t>
-            </w:r>
-          </w:p>
-        </w:tc>
-        <w:tc>
-          <w:tcPr/>
-          <w:p>
-            <w:pPr>
-              <w:pStyle w:val="Compact"/>
-              <w:jc w:val="left"/>
-            </w:pPr>
-            <w:r>
-              <w:t xml:space="preserve">Закрываются вопросы 3 (ожидание: не обязательно, без максимума, целые минуты), 4 (критерий дубля), 5 (ручной ввод координат —</w:t>
-            </w:r>
-            <w:r>
-              <w:t xml:space="preserve"> </w:t>
-            </w:r>
-            <w:r>
-              <w:rPr>
-                <w:bCs/>
-                <w:b/>
-              </w:rPr>
-              <w:t xml:space="preserve">нужен</w:t>
-            </w:r>
-            <w:r>
-              <w:t xml:space="preserve">), 6 (антифрод и лимит — не применяются), 1 (класс «Выбор автомобиля» — требует подтверждения)</w:t>
-            </w:r>
-          </w:p>
-        </w:tc>
-      </w:tr>
-      <w:tr>
-        <w:tc>
-          <w:tcPr/>
-          <w:p>
-            <w:pPr>
-              <w:pStyle w:val="Compact"/>
-              <w:jc w:val="left"/>
-            </w:pPr>
-            <w:r>
-              <w:t xml:space="preserve">T01.2, API справочника</w:t>
-            </w:r>
-          </w:p>
-        </w:tc>
-        <w:tc>
-          <w:tcPr/>
-          <w:p>
-            <w:pPr>
-              <w:pStyle w:val="Compact"/>
-              <w:jc w:val="left"/>
-            </w:pPr>
-            <w:r>
-              <w:t xml:space="preserve">Ожидание — необязательное, без верхней границы, шаг 1 минута. Критерий дубля зафиксирован. Ответ при дубле дополняется номером существующего маршрута. Состав фильтров списка зафиксирован.</w:t>
-            </w:r>
-            <w:r>
-              <w:t xml:space="preserve"> </w:t>
-            </w:r>
-            <w:r>
-              <w:rPr>
-                <w:bCs/>
-                <w:b/>
-              </w:rPr>
-              <w:t xml:space="preserve">Точка может задаваться координатами вручную</w:t>
-            </w:r>
-            <w:r>
-              <w:t xml:space="preserve"> </w:t>
-            </w:r>
-            <w:r>
-              <w:t xml:space="preserve">— состав обязательных полей элемента</w:t>
+              <w:t xml:space="preserve">Тема</w:t>
+            </w:r>
+          </w:p>
+        </w:tc>
+        <w:tc>
+          <w:tcPr/>
+          <w:p>
+            <w:pPr>
+              <w:pStyle w:val="Compact"/>
+              <w:jc w:val="left"/>
+            </w:pPr>
+            <w:r>
+              <w:t xml:space="preserve">Решение</w:t>
+            </w:r>
+          </w:p>
+        </w:tc>
+      </w:tr>
+      <w:tr>
+        <w:tc>
+          <w:tcPr/>
+          <w:p>
+            <w:pPr>
+              <w:pStyle w:val="Compact"/>
+              <w:jc w:val="left"/>
+            </w:pPr>
+            <w:r>
+              <w:t xml:space="preserve">Ручной ввод координат</w:t>
+            </w:r>
+          </w:p>
+        </w:tc>
+        <w:tc>
+          <w:tcPr/>
+          <w:p>
+            <w:pPr>
+              <w:pStyle w:val="Compact"/>
+              <w:jc w:val="left"/>
+            </w:pPr>
+            <w:r>
+              <w:t xml:space="preserve">Нужен. Практика —</w:t>
+            </w:r>
+            <w:r>
+              <w:t xml:space="preserve"> </w:t>
+            </w:r>
+            <w:r>
+              <w:rPr>
+                <w:bCs/>
+                <w:b/>
+              </w:rPr>
+              <w:t xml:space="preserve">как при оформлении обыкновенной заявки</w:t>
+            </w:r>
+            <w:r>
+              <w:t xml:space="preserve">: в заявке у точки обязательны только координаты, текстовые части адреса необязательны</w:t>
+            </w:r>
+          </w:p>
+        </w:tc>
+      </w:tr>
+      <w:tr>
+        <w:tc>
+          <w:tcPr/>
+          <w:p>
+            <w:pPr>
+              <w:pStyle w:val="Compact"/>
+              <w:jc w:val="left"/>
+            </w:pPr>
+            <w:r>
+              <w:t xml:space="preserve">Максимум ожидания</w:t>
+            </w:r>
+          </w:p>
+        </w:tc>
+        <w:tc>
+          <w:tcPr/>
+          <w:p>
+            <w:pPr>
+              <w:pStyle w:val="Compact"/>
+              <w:jc w:val="left"/>
+            </w:pPr>
+            <w:r>
+              <w:t xml:space="preserve">Максимума нет. Принятое ранее решение (ожидание в миллисекундах, значение ≥ 0, без верхней границы) требованию соответствует, менять не нужно</w:t>
+            </w:r>
+          </w:p>
+        </w:tc>
+      </w:tr>
+      <w:tr>
+        <w:tc>
+          <w:tcPr/>
+          <w:p>
+            <w:pPr>
+              <w:pStyle w:val="Compact"/>
+              <w:jc w:val="left"/>
+            </w:pPr>
+            <w:r>
+              <w:t xml:space="preserve">Рекомендуемая цена — дата расчёта</w:t>
+            </w:r>
+          </w:p>
+        </w:tc>
+        <w:tc>
+          <w:tcPr/>
+          <w:p>
+            <w:pPr>
+              <w:pStyle w:val="Compact"/>
+              <w:jc w:val="left"/>
+            </w:pPr>
+            <w:r>
+              <w:rPr>
+                <w:bCs/>
+                <w:b/>
+              </w:rPr>
+              <w:t xml:space="preserve">Будний день.</w:t>
+            </w:r>
+            <w:r>
+              <w:t xml:space="preserve"> </w:t>
+            </w:r>
+            <w:r>
+              <w:t xml:space="preserve">Праздничные и выходные коэффициенты не учитываются. Если потребуются праздники — это отдельная запись избранного маршрута со своим периодом действия</w:t>
+            </w:r>
+          </w:p>
+        </w:tc>
+      </w:tr>
+      <w:tr>
+        <w:tc>
+          <w:tcPr/>
+          <w:p>
+            <w:pPr>
+              <w:pStyle w:val="Compact"/>
+              <w:jc w:val="left"/>
+            </w:pPr>
+            <w:r>
+              <w:t xml:space="preserve">Класс «Выбор автомобиля» — цена</w:t>
+            </w:r>
+          </w:p>
+        </w:tc>
+        <w:tc>
+          <w:tcPr/>
+          <w:p>
+            <w:pPr>
+              <w:pStyle w:val="Compact"/>
+              <w:jc w:val="left"/>
+            </w:pPr>
+            <w:r>
+              <w:t xml:space="preserve">Для выбора автомобиля в трансфере берётся цена,</w:t>
+            </w:r>
+            <w:r>
+              <w:t xml:space="preserve"> </w:t>
+            </w:r>
+            <w:r>
+              <w:rPr>
+                <w:bCs/>
+                <w:b/>
+              </w:rPr>
+              <w:t xml:space="preserve">образовавшаяся на текущую дату создания маршрута</w:t>
+            </w:r>
+          </w:p>
+        </w:tc>
+      </w:tr>
+      <w:tr>
+        <w:tc>
+          <w:tcPr/>
+          <w:p>
+            <w:pPr>
+              <w:pStyle w:val="Compact"/>
+              <w:jc w:val="left"/>
+            </w:pPr>
+            <w:r>
+              <w:t xml:space="preserve">Класс «Выбор автомобиля» — участие в справочнике</w:t>
+            </w:r>
+          </w:p>
+        </w:tc>
+        <w:tc>
+          <w:tcPr/>
+          <w:p>
+            <w:pPr>
+              <w:pStyle w:val="Compact"/>
+              <w:jc w:val="left"/>
+            </w:pPr>
+            <w:r>
+              <w:t xml:space="preserve">Сам класс</w:t>
             </w:r>
             <w:r>
               <w:t xml:space="preserve"> </w:t>
@@ -2706,91 +3236,101 @@
               <w:rPr>
                 <w:rStyle w:val="VerbatimChar"/>
               </w:rPr>
-              <w:t xml:space="preserve">waypoints</w:t>
-            </w:r>
-            <w:r>
-              <w:t xml:space="preserve"> </w:t>
-            </w:r>
-            <w:r>
-              <w:t xml:space="preserve">требует пересмотра. Рекомендуемая цена обязательна и сохраняется для реестров</w:t>
-            </w:r>
-          </w:p>
-        </w:tc>
-      </w:tr>
-      <w:tr>
-        <w:tc>
-          <w:tcPr/>
-          <w:p>
-            <w:pPr>
-              <w:pStyle w:val="Compact"/>
-              <w:jc w:val="left"/>
-            </w:pPr>
-            <w:r>
-              <w:t xml:space="preserve">T01.1, модель данных</w:t>
-            </w:r>
-          </w:p>
-        </w:tc>
-        <w:tc>
-          <w:tcPr/>
-          <w:p>
-            <w:pPr>
-              <w:pStyle w:val="Compact"/>
-              <w:jc w:val="left"/>
-            </w:pPr>
-            <w:r>
-              <w:t xml:space="preserve">Ограничение на ожидание: без максимума, целые минуты (хранение в миллисекундах сохраняется). Проверка состава обязательных полей точки при ручном вводе координат</w:t>
-            </w:r>
-          </w:p>
-        </w:tc>
-      </w:tr>
-      <w:tr>
-        <w:tc>
-          <w:tcPr/>
-          <w:p>
-            <w:pPr>
-              <w:pStyle w:val="Compact"/>
-              <w:jc w:val="left"/>
-            </w:pPr>
-            <w:r>
-              <w:t xml:space="preserve">БТ</w:t>
-            </w:r>
-          </w:p>
-        </w:tc>
-        <w:tc>
-          <w:tcPr/>
-          <w:p>
-            <w:pPr>
-              <w:pStyle w:val="Compact"/>
-              <w:jc w:val="left"/>
-            </w:pPr>
-            <w:r>
-              <w:t xml:space="preserve">Раздел 11 (реестры) требует расширения: номер маршрута, плановая и фактическая стоимость, рекомендуемая и расчётная цена; приёмники — заявки, отчётность и монитор исполнения в АТО-сервисе</w:t>
-            </w:r>
-          </w:p>
-        </w:tc>
-      </w:tr>
-      <w:tr>
-        <w:tc>
-          <w:tcPr/>
-          <w:p>
-            <w:pPr>
-              <w:pStyle w:val="Compact"/>
-              <w:jc w:val="left"/>
-            </w:pPr>
-            <w:r>
-              <w:t xml:space="preserve">Дорожная карта и декомпозиция EPIC</w:t>
-            </w:r>
-          </w:p>
-        </w:tc>
-        <w:tc>
-          <w:tcPr/>
-          <w:p>
-            <w:pPr>
-              <w:pStyle w:val="Compact"/>
-              <w:jc w:val="left"/>
-            </w:pPr>
-            <w:r>
-              <w:t xml:space="preserve">Монитор исполнения в АТО-сервисе как приёмник данных не предусмотрен — объём требует оценки</w:t>
+              <w:t xml:space="preserve">TRANSFER_CAR_CHOICE</w:t>
+            </w:r>
+            <w:r>
+              <w:t xml:space="preserve"> </w:t>
+            </w:r>
+            <w:r>
+              <w:t xml:space="preserve">для избранных маршрутов</w:t>
+            </w:r>
+            <w:r>
+              <w:t xml:space="preserve"> </w:t>
+            </w:r>
+            <w:r>
+              <w:rPr>
+                <w:bCs/>
+                <w:b/>
+              </w:rPr>
+              <w:t xml:space="preserve">под вопросом</w:t>
+            </w:r>
+            <w:r>
+              <w:t xml:space="preserve">, ожидается дополнительная информация.</w:t>
+            </w:r>
+            <w:r>
+              <w:t xml:space="preserve"> </w:t>
+            </w:r>
+            <w:r>
+              <w:rPr>
+                <w:bCs/>
+                <w:b/>
+              </w:rPr>
+              <w:t xml:space="preserve">В документации пока оставляем так, как будто класс нужен</w:t>
+            </w:r>
+          </w:p>
+        </w:tc>
+      </w:tr>
+      <w:tr>
+        <w:tc>
+          <w:tcPr/>
+          <w:p>
+            <w:pPr>
+              <w:pStyle w:val="Compact"/>
+              <w:jc w:val="left"/>
+            </w:pPr>
+            <w:r>
+              <w:t xml:space="preserve">Режимы заказа «Я», «Мой коллега», «Для клиента»</w:t>
+            </w:r>
+          </w:p>
+        </w:tc>
+        <w:tc>
+          <w:tcPr/>
+          <w:p>
+            <w:pPr>
+              <w:pStyle w:val="Compact"/>
+              <w:jc w:val="left"/>
+            </w:pPr>
+            <w:r>
+              <w:t xml:space="preserve">Остаётся открытым</w:t>
+            </w:r>
+          </w:p>
+        </w:tc>
+      </w:tr>
+      <w:tr>
+        <w:tc>
+          <w:tcPr/>
+          <w:p>
+            <w:pPr>
+              <w:pStyle w:val="Compact"/>
+              <w:jc w:val="left"/>
+            </w:pPr>
+            <w:r>
+              <w:t xml:space="preserve">Реестры, отчётность и монитор исполнения в АТО-сервисе</w:t>
+            </w:r>
+          </w:p>
+        </w:tc>
+        <w:tc>
+          <w:tcPr/>
+          <w:p>
+            <w:pPr>
+              <w:pStyle w:val="Compact"/>
+              <w:jc w:val="left"/>
+            </w:pPr>
+            <w:r>
+              <w:t xml:space="preserve">Требование</w:t>
+            </w:r>
+            <w:r>
+              <w:t xml:space="preserve"> </w:t>
+            </w:r>
+            <w:r>
+              <w:rPr>
+                <w:bCs/>
+                <w:b/>
+              </w:rPr>
+              <w:t xml:space="preserve">не входит в MVP</w:t>
+            </w:r>
+            <w:r>
+              <w:t xml:space="preserve">: в скоупе БТ оно не указано</w:t>
             </w:r>
           </w:p>
         </w:tc>
@@ -2803,14 +3343,14 @@
         </w:pict>
       </w:r>
     </w:p>
-    <w:bookmarkEnd w:id="28"/>
-    <w:bookmarkStart w:id="29" w:name="X2dafaecaab14af8c4a3503d647adce37f69dcc3"/>
+    <w:bookmarkEnd w:id="29"/>
+    <w:bookmarkStart w:id="30" w:name="X336bbc0716d3209e747ff2d16825c1a7facbe61"/>
     <w:p>
       <w:pPr>
         <w:pStyle w:val="Heading2"/>
       </w:pPr>
       <w:r>
-        <w:t xml:space="preserve">6 Вопросы, оставшиеся открытыми после встречи</w:t>
+        <w:t xml:space="preserve">7 Вопросы, оставшиеся открытыми после встречи</w:t>
       </w:r>
     </w:p>
     <w:p>
@@ -2822,7 +3362,16 @@
         <w:pStyle w:val="Compact"/>
       </w:pPr>
       <w:r>
-        <w:t xml:space="preserve">Класс «Выбор автомобиля» в избранных маршрутах — участвует или нет (раздел 3.1). Ожидается ответ от Наташи (Манжерок).</w:t>
+        <w:t xml:space="preserve">Участвует ли класс «Выбор автомобиля» (</w:t>
+      </w:r>
+      <w:r>
+        <w:rPr>
+          <w:rStyle w:val="VerbatimChar"/>
+        </w:rPr>
+        <w:t xml:space="preserve">TRANSFER_CAR_CHOICE</w:t>
+      </w:r>
+      <w:r>
+        <w:t xml:space="preserve">) в избранных маршрутах. Ожидается дополнительная информация. До ответа класс остаётся в документации как нужный.</w:t>
       </w:r>
     </w:p>
     <w:p>
@@ -2834,7 +3383,7 @@
         <w:pStyle w:val="Compact"/>
       </w:pPr>
       <w:r>
-        <w:t xml:space="preserve">На какую дату считается рекомендуемая цена и учитываются ли выходные, вечерние и праздничные коэффициенты (раздел 3.2).</w:t>
+        <w:t xml:space="preserve">Режимы заказа, в которых доступны избранные маршруты. Ожидается дополнительная информация.</w:t>
       </w:r>
     </w:p>
     <w:p>
@@ -2846,7 +3395,7 @@
         <w:pStyle w:val="Compact"/>
       </w:pPr>
       <w:r>
-        <w:t xml:space="preserve">Режимы заказа, в которых доступны избранные маршруты (раздел 3.3). Ожидается ответ от Наташи.</w:t>
+        <w:t xml:space="preserve">Часовой пояс и трактовка граничных дней периода действия — на встрече не обсуждались, вопрос заказчику 8 остаётся открытым.</w:t>
       </w:r>
     </w:p>
     <w:p>
@@ -2858,7 +3407,7 @@
         <w:pStyle w:val="Compact"/>
       </w:pPr>
       <w:r>
-        <w:t xml:space="preserve">Правило выбора тарифа при нескольких действующих тарифах одного класса (раздел 3.4) — обсуждение прервано.</w:t>
+        <w:t xml:space="preserve">Массовый импорт из Excel: предел 80 маршрутов, обработка ошибок и дублей, разовая функция или постоянная, кто имеет право загружать — на встрече не обсуждались, вопрос заказчику 11 остаётся открытым.</w:t>
       </w:r>
     </w:p>
     <w:p>
@@ -2870,23 +3419,11 @@
         <w:pStyle w:val="Compact"/>
       </w:pPr>
       <w:r>
-        <w:t xml:space="preserve">Часовой пояс и трактовка граничных дней периода действия — на встрече не обсуждались, вопрос заказчику 8 остаётся открытым.</w:t>
+        <w:t xml:space="preserve">Обязательность рекомендуемой цены и тарифа для класса «Выбор автомобиля» — зависит от пункта 1.</w:t>
       </w:r>
     </w:p>
-    <w:p>
-      <w:pPr>
-        <w:numPr>
-          <w:ilvl w:val="0"/>
-          <w:numId w:val="1001"/>
-        </w:numPr>
-        <w:pStyle w:val="Compact"/>
-      </w:pPr>
-      <w:r>
-        <w:t xml:space="preserve">Массовый импорт из Excel: предел 80 маршрутов, обработка ошибок и дублей, разовая функция или постоянная, кто имеет право загружать — на встрече не обсуждались, вопрос заказчику 11 остаётся открытым.</w:t>
-      </w:r>
-    </w:p>
-    <w:bookmarkEnd w:id="29"/>
     <w:bookmarkEnd w:id="30"/>
+    <w:bookmarkEnd w:id="31"/>
     <w:sectPr/>
   </w:body>
 </w:document>
